--- a/tillsyn/A 41944-2025 tillsynsbegäran.docx
+++ b/tillsyn/A 41944-2025 tillsynsbegäran.docx
@@ -431,7 +431,7 @@
     <w:r>
       <w:tab/>
       <w:tab/>
-      <w:t>2026-06-18</w:t>
+      <w:t>2026-06-19</w:t>
       <w:br/>
       <w:br/>
     </w:r>

--- a/tillsyn/A 41944-2025 tillsynsbegäran.docx
+++ b/tillsyn/A 41944-2025 tillsynsbegäran.docx
@@ -431,7 +431,7 @@
     <w:r>
       <w:tab/>
       <w:tab/>
-      <w:t>2026-06-19</w:t>
+      <w:t>2026-06-20</w:t>
       <w:br/>
       <w:br/>
     </w:r>

--- a/tillsyn/A 41944-2025 tillsynsbegäran.docx
+++ b/tillsyn/A 41944-2025 tillsynsbegäran.docx
@@ -12,10 +12,7 @@
     </w:p>
     <w:p>
       <w:r>
-        <w:t>Detta dokument behandlar höga naturvärden i avverkningsanmälan A 41944-2025 i Sundsvalls kommun som inkom 2025-09-03 och omfattar 3,1 ha.</w:t>
-      </w:r>
-      <w:r>
-        <w:t xml:space="preserve"> I Figur 1 visas fyndplatser för naturvårdsarter i området, som finns registrerade på Artportalen.</w:t>
+        <w:t>Denna tillsynsbegäran behandlar höga naturvärden i avverkningsanmälan A 41944-2025 i Sundsvalls kommun som inkom 2025-09-03 och omfattar 3,1 ha.</w:t>
       </w:r>
     </w:p>
     <w:p>
@@ -63,7 +60,20 @@
         <w:spacing w:after="240"/>
       </w:pPr>
       <w:r>
-        <w:t>Figur 1. Fyndplatser för naturvårdsarter inom 22 meter från avverkningsanmälan (röd linje). Inom parentes anges rödlistekategorier, S för signalarter, Tför typiska arter och fridlysningsparagrafer i artskyddsförordningen.Markörer utan svart kant är placerade på fyndplatsen. Markörer med svart kant är placerade vid sidan av fyndplatsen och har ett svart streck som visar fyndplatsens exakta position. Kartans mittpunktskoordinat är N 6898451, E 632641 i SWEREF 99 TM.</w:t>
+        <w:t>Figur 1. Fyndplatser för naturvårdsarter inom 22 meter från avverkningsanmälan. Markörer utan svart kant är placerade på fyndplatsen. Markörer med svart kant är placerade vid sidan av fyndplatsen har ett svart streck som visar fyndplatsens exakta position. Kartans mittpunktskoordinat är N 6898451, E 632641 i SWEREF 99 TM.</w:t>
+      </w:r>
+    </w:p>
+    <w:p>
+      <w:r>
+        <w:t>Inom 22 meter från avverkningsanmälan finns fynd av 4 naturvårdsarter, varav 2 är rödlistade, 3 är fridlysta och 1 är typisk (T): orange taggsvamp (NT, T), talltita (NT, §4), trana (§4) och nattviol (§8). Se Figur 1.</w:t>
+      </w:r>
+    </w:p>
+    <w:p>
+      <w:pPr>
+        <w:pStyle w:val="Heading1"/>
+      </w:pPr>
+      <w:r>
+        <w:t>Tillsynsbegäran</w:t>
       </w:r>
     </w:p>
     <w:p>
@@ -77,77 +87,16 @@
       </w:r>
     </w:p>
     <w:p>
-      <w:r>
-        <w:t>Nedan beskrivs fynd av naturvårdsarter och fridlysta arter som gjorts i det avverkningsanmälda området. I BILAGA 1 finns artfakta om fridlysta arter.</w:t>
-      </w:r>
-    </w:p>
-    <w:p>
       <w:pPr>
         <w:pStyle w:val="Heading1"/>
       </w:pPr>
       <w:r>
-        <w:t>Naturvårdsarter</w:t>
+        <w:t>Naturvårdsarter och fridlysta arter</w:t>
       </w:r>
     </w:p>
     <w:p>
       <w:r>
-        <w:t>Inom 22 meter från avverkningsanmälan har följande 4 naturvårdsarter hittats: orange taggsvamp (NT, T), talltita (NT, §4), trana (§4) och nattviol (§8). Av dessa är 2 rödlistade. För rödlistade arter har rödlistekategorin angivits inom parentes. Typiska arter inom Natura 2000 som är kopplade till skogsekosystem har markerats med (T). För fridlysta arter anges även paragrafen i Artskyddsförordningen som arten är fridlyst enligt.</w:t>
-      </w:r>
-    </w:p>
-    <w:p>
-      <w:r>
-        <w:t>De påträffade naturvårdsarterna är ett tydligt kvitto på att det rör sig om en skog med höga naturvärden.</w:t>
-      </w:r>
-    </w:p>
-    <w:p>
-      <w:pPr>
-        <w:pStyle w:val="Heading2"/>
-      </w:pPr>
-      <w:r>
-        <w:t>Fridlysta arter</w:t>
-      </w:r>
-    </w:p>
-    <w:p>
-      <w:r>
-        <w:t>Följande fridlysta arter har sina livsmiljöer och växtplatser i den avverkningsanmälda skogen: talltita (NT, §4), trana (§4) och nattviol (§8).</w:t>
-      </w:r>
-    </w:p>
-    <w:p>
-      <w:r>
-        <w:t xml:space="preserve">Observera att medlemsländerna är skyldiga att agera i enlighet med EU:s fågeldirektiv där det uttryckligen står att direktivet gäller för fåglar samt för deras ägg, bon och </w:t>
-      </w:r>
-      <w:r>
-        <w:rPr>
-          <w:b/>
-        </w:rPr>
-        <w:t xml:space="preserve">livsmiljöer </w:t>
-      </w:r>
-      <w:r>
-        <w:t>(artikel 1). Vidare att de åtgärder som vidtas inte får leda till en försämring av den nuvarande situationen beträffande bevarandet av de fågelarter som avses i artikel 1 (artikel 13). Fågeldirektivet är styrande för tillsynsansvariga myndigheters ärendehantering, ställningstaganden och beslutsfattande.</w:t>
-      </w:r>
-    </w:p>
-    <w:p>
-      <w:r>
-        <w:rPr>
-          <w:b/>
-        </w:rPr>
-        <w:t>Talltita (NT, §4)</w:t>
-      </w:r>
-      <w:r>
-        <w:t>, rödlistad som nära hotad och prioriterad art i Skogsvårdslagen, har häckningsrevir i anmälan. Arten har minskat kraftigt de senaste 30 åren och minskningstakten innevarande 10-årsperiod beräknas till 20 (10–30) %. Talltitan är synnerligen trogen sitt cirka 15 hektar stora revir och är beroende av flerskiktade olikåldriga skogar för att kunna föda upp sina ungar. Talltitan försvinner om dess livsmiljö kalavverkas (Eggers &amp; Low, 2014; Ekman, 1979; Griesser et al, 2007; Klein, 2020; Siffczyk et al, 2003; SLU Artdatabanken, 2021).</w:t>
-      </w:r>
-    </w:p>
-    <w:p>
-      <w:r>
-        <w:t>I BILAGA 1 finns mer detaljerad information om ekologi samt krav på livsmiljö hos fridlysta arter.</w:t>
-      </w:r>
-    </w:p>
-    <w:p>
-      <w:pPr>
-        <w:pStyle w:val="Heading2"/>
-      </w:pPr>
-      <w:r>
-        <w:t>Övriga naturvårdsarter</w:t>
+        <w:t>Nedan följer beskrivningar av de naturvårdsarter och fridlysta arter som har sina livsmiljöer och växtplatser i den avverkningsanmälda skogen. Se även ytterligare artfakta i BILAGA 1. De påträffade naturvårdsarterna är ett tydligt kvitto på att det rör sig om en skog med höga naturvärden.</w:t>
       </w:r>
     </w:p>
     <w:p>
@@ -168,6 +117,39 @@
       </w:r>
       <w:r>
         <w:t xml:space="preserve"> (SLU Artdatabanken, 2024).</w:t>
+      </w:r>
+    </w:p>
+    <w:p>
+      <w:r>
+        <w:rPr>
+          <w:b/>
+        </w:rPr>
+        <w:t>Talltita (NT, §4)</w:t>
+      </w:r>
+      <w:r>
+        <w:t>, rödlistad som nära hotad och prioriterad art i Skogsvårdslagen, har häckningsrevir i anmälan. Arten har minskat kraftigt de senaste 30 åren och minskningstakten innevarande 10-årsperiod beräknas till 20 (10–30) %. Talltitan är synnerligen trogen sitt cirka 15 hektar stora revir och är beroende av flerskiktade olikåldriga skogar för att kunna föda upp sina ungar. Talltitan försvinner om dess livsmiljö kalavverkas (Eggers &amp; Low, 2014; Ekman, 1979; Griesser et al, 2007; Klein, 2020; Siffczyk et al, 2003; SLU Artdatabanken, 2021).</w:t>
+      </w:r>
+    </w:p>
+    <w:p>
+      <w:pPr>
+        <w:pStyle w:val="Heading1"/>
+      </w:pPr>
+      <w:r>
+        <w:t>EU:s fågeldirektiv</w:t>
+      </w:r>
+    </w:p>
+    <w:p>
+      <w:r>
+        <w:t xml:space="preserve">Europeiska unionens medlemsländer är skyldiga att agera i enlighet med EU:s fågeldirektiv där det uttryckligen står att direktivet gäller för fåglar samt för deras ägg, bon och </w:t>
+      </w:r>
+      <w:r>
+        <w:rPr>
+          <w:b/>
+        </w:rPr>
+        <w:t xml:space="preserve">livsmiljöer </w:t>
+      </w:r>
+      <w:r>
+        <w:t>(artikel 1). Vidare att de åtgärder som vidtas inte får leda till en försämring av den nuvarande situationen beträffande bevarandet av de fågelarter som avses i artikel 1 (artikel 13). Fågeldirektivet är styrande för tillsynsansvariga myndigheters ärendehantering, ställningstaganden och beslutsfattande.</w:t>
       </w:r>
     </w:p>
     <w:p>
@@ -431,7 +413,7 @@
     <w:r>
       <w:tab/>
       <w:tab/>
-      <w:t>2026-06-20</w:t>
+      <w:t>2026-06-21</w:t>
       <w:br/>
       <w:br/>
     </w:r>

--- a/tillsyn/A 41944-2025 tillsynsbegäran.docx
+++ b/tillsyn/A 41944-2025 tillsynsbegäran.docx
@@ -413,7 +413,7 @@
     <w:r>
       <w:tab/>
       <w:tab/>
-      <w:t>2026-06-21</w:t>
+      <w:t>2026-06-22</w:t>
       <w:br/>
       <w:br/>
     </w:r>

--- a/tillsyn/A 41944-2025 tillsynsbegäran.docx
+++ b/tillsyn/A 41944-2025 tillsynsbegäran.docx
@@ -413,7 +413,7 @@
     <w:r>
       <w:tab/>
       <w:tab/>
-      <w:t>2026-06-22</w:t>
+      <w:t>2026-06-23</w:t>
       <w:br/>
       <w:br/>
     </w:r>

--- a/tillsyn/A 41944-2025 tillsynsbegäran.docx
+++ b/tillsyn/A 41944-2025 tillsynsbegäran.docx
@@ -413,7 +413,7 @@
     <w:r>
       <w:tab/>
       <w:tab/>
-      <w:t>2026-06-23</w:t>
+      <w:t>2026-06-24</w:t>
       <w:br/>
       <w:br/>
     </w:r>

--- a/tillsyn/A 41944-2025 tillsynsbegäran.docx
+++ b/tillsyn/A 41944-2025 tillsynsbegäran.docx
@@ -413,7 +413,7 @@
     <w:r>
       <w:tab/>
       <w:tab/>
-      <w:t>2026-06-24</w:t>
+      <w:t>2026-06-25</w:t>
       <w:br/>
       <w:br/>
     </w:r>

--- a/tillsyn/A 41944-2025 tillsynsbegäran.docx
+++ b/tillsyn/A 41944-2025 tillsynsbegäran.docx
@@ -413,7 +413,7 @@
     <w:r>
       <w:tab/>
       <w:tab/>
-      <w:t>2026-06-25</w:t>
+      <w:t>2026-06-26</w:t>
       <w:br/>
       <w:br/>
     </w:r>

--- a/tillsyn/A 41944-2025 tillsynsbegäran.docx
+++ b/tillsyn/A 41944-2025 tillsynsbegäran.docx
@@ -413,7 +413,7 @@
     <w:r>
       <w:tab/>
       <w:tab/>
-      <w:t>2026-06-26</w:t>
+      <w:t>2026-06-27</w:t>
       <w:br/>
       <w:br/>
     </w:r>

--- a/tillsyn/A 41944-2025 tillsynsbegäran.docx
+++ b/tillsyn/A 41944-2025 tillsynsbegäran.docx
@@ -413,7 +413,7 @@
     <w:r>
       <w:tab/>
       <w:tab/>
-      <w:t>2026-06-27</w:t>
+      <w:t>2026-06-28</w:t>
       <w:br/>
       <w:br/>
     </w:r>

--- a/tillsyn/A 41944-2025 tillsynsbegäran.docx
+++ b/tillsyn/A 41944-2025 tillsynsbegäran.docx
@@ -413,7 +413,7 @@
     <w:r>
       <w:tab/>
       <w:tab/>
-      <w:t>2026-06-28</w:t>
+      <w:t>2026-06-29</w:t>
       <w:br/>
       <w:br/>
     </w:r>

--- a/tillsyn/A 41944-2025 tillsynsbegäran.docx
+++ b/tillsyn/A 41944-2025 tillsynsbegäran.docx
@@ -413,7 +413,7 @@
     <w:r>
       <w:tab/>
       <w:tab/>
-      <w:t>2026-06-29</w:t>
+      <w:t>2026-06-30</w:t>
       <w:br/>
       <w:br/>
     </w:r>

--- a/tillsyn/A 41944-2025 tillsynsbegäran.docx
+++ b/tillsyn/A 41944-2025 tillsynsbegäran.docx
@@ -413,7 +413,7 @@
     <w:r>
       <w:tab/>
       <w:tab/>
-      <w:t>2026-06-30</w:t>
+      <w:t>2026-07-01</w:t>
       <w:br/>
       <w:br/>
     </w:r>

--- a/tillsyn/A 41944-2025 tillsynsbegäran.docx
+++ b/tillsyn/A 41944-2025 tillsynsbegäran.docx
@@ -413,7 +413,7 @@
     <w:r>
       <w:tab/>
       <w:tab/>
-      <w:t>2026-07-01</w:t>
+      <w:t>2026-07-02</w:t>
       <w:br/>
       <w:br/>
     </w:r>

--- a/tillsyn/A 41944-2025 tillsynsbegäran.docx
+++ b/tillsyn/A 41944-2025 tillsynsbegäran.docx
@@ -413,7 +413,7 @@
     <w:r>
       <w:tab/>
       <w:tab/>
-      <w:t>2026-07-13</w:t>
+      <w:t>2026-07-14</w:t>
       <w:br/>
       <w:br/>
     </w:r>

--- a/tillsyn/A 41944-2025 tillsynsbegäran.docx
+++ b/tillsyn/A 41944-2025 tillsynsbegäran.docx
@@ -413,7 +413,7 @@
     <w:r>
       <w:tab/>
       <w:tab/>
-      <w:t>2026-07-14</w:t>
+      <w:t>2026-07-15</w:t>
       <w:br/>
       <w:br/>
     </w:r>

--- a/tillsyn/A 41944-2025 tillsynsbegäran.docx
+++ b/tillsyn/A 41944-2025 tillsynsbegäran.docx
@@ -413,7 +413,7 @@
     <w:r>
       <w:tab/>
       <w:tab/>
-      <w:t>2026-07-15</w:t>
+      <w:t>2026-07-16</w:t>
       <w:br/>
       <w:br/>
     </w:r>

--- a/tillsyn/A 41944-2025 tillsynsbegäran.docx
+++ b/tillsyn/A 41944-2025 tillsynsbegäran.docx
@@ -413,7 +413,7 @@
     <w:r>
       <w:tab/>
       <w:tab/>
-      <w:t>2026-07-16</w:t>
+      <w:t>2026-07-17</w:t>
       <w:br/>
       <w:br/>
     </w:r>

--- a/tillsyn/A 41944-2025 tillsynsbegäran.docx
+++ b/tillsyn/A 41944-2025 tillsynsbegäran.docx
@@ -413,7 +413,7 @@
     <w:r>
       <w:tab/>
       <w:tab/>
-      <w:t>2026-07-17</w:t>
+      <w:t>2026-07-18</w:t>
       <w:br/>
       <w:br/>
     </w:r>

--- a/tillsyn/A 41944-2025 tillsynsbegäran.docx
+++ b/tillsyn/A 41944-2025 tillsynsbegäran.docx
@@ -413,7 +413,7 @@
     <w:r>
       <w:tab/>
       <w:tab/>
-      <w:t>2026-07-18</w:t>
+      <w:t>2026-07-19</w:t>
       <w:br/>
       <w:br/>
     </w:r>

--- a/tillsyn/A 41944-2025 tillsynsbegäran.docx
+++ b/tillsyn/A 41944-2025 tillsynsbegäran.docx
@@ -413,7 +413,7 @@
     <w:r>
       <w:tab/>
       <w:tab/>
-      <w:t>2026-07-19</w:t>
+      <w:t>2026-07-20</w:t>
       <w:br/>
       <w:br/>
     </w:r>

--- a/tillsyn/A 41944-2025 tillsynsbegäran.docx
+++ b/tillsyn/A 41944-2025 tillsynsbegäran.docx
@@ -413,7 +413,7 @@
     <w:r>
       <w:tab/>
       <w:tab/>
-      <w:t>2026-07-20</w:t>
+      <w:t>2026-07-21</w:t>
       <w:br/>
       <w:br/>
     </w:r>

--- a/tillsyn/A 41944-2025 tillsynsbegäran.docx
+++ b/tillsyn/A 41944-2025 tillsynsbegäran.docx
@@ -413,7 +413,7 @@
     <w:r>
       <w:tab/>
       <w:tab/>
-      <w:t>2026-07-21</w:t>
+      <w:t>2026-07-22</w:t>
       <w:br/>
       <w:br/>
     </w:r>

--- a/tillsyn/A 41944-2025 tillsynsbegäran.docx
+++ b/tillsyn/A 41944-2025 tillsynsbegäran.docx
@@ -413,7 +413,7 @@
     <w:r>
       <w:tab/>
       <w:tab/>
-      <w:t>2026-07-22</w:t>
+      <w:t>2026-07-23</w:t>
       <w:br/>
       <w:br/>
     </w:r>

--- a/tillsyn/A 41944-2025 tillsynsbegäran.docx
+++ b/tillsyn/A 41944-2025 tillsynsbegäran.docx
@@ -413,7 +413,7 @@
     <w:r>
       <w:tab/>
       <w:tab/>
-      <w:t>2026-07-23</w:t>
+      <w:t>2026-07-24</w:t>
       <w:br/>
       <w:br/>
     </w:r>

--- a/tillsyn/A 41944-2025 tillsynsbegäran.docx
+++ b/tillsyn/A 41944-2025 tillsynsbegäran.docx
@@ -413,7 +413,7 @@
     <w:r>
       <w:tab/>
       <w:tab/>
-      <w:t>2026-07-24</w:t>
+      <w:t>2026-07-25</w:t>
       <w:br/>
       <w:br/>
     </w:r>

--- a/tillsyn/A 41944-2025 tillsynsbegäran.docx
+++ b/tillsyn/A 41944-2025 tillsynsbegäran.docx
@@ -413,7 +413,7 @@
     <w:r>
       <w:tab/>
       <w:tab/>
-      <w:t>2026-07-25</w:t>
+      <w:t>2026-07-26</w:t>
       <w:br/>
       <w:br/>
     </w:r>

--- a/tillsyn/A 41944-2025 tillsynsbegäran.docx
+++ b/tillsyn/A 41944-2025 tillsynsbegäran.docx
@@ -413,7 +413,7 @@
     <w:r>
       <w:tab/>
       <w:tab/>
-      <w:t>2026-07-26</w:t>
+      <w:t>2026-07-27</w:t>
       <w:br/>
       <w:br/>
     </w:r>

--- a/tillsyn/A 41944-2025 tillsynsbegäran.docx
+++ b/tillsyn/A 41944-2025 tillsynsbegäran.docx
@@ -413,7 +413,7 @@
     <w:r>
       <w:tab/>
       <w:tab/>
-      <w:t>2026-07-27</w:t>
+      <w:t>2026-07-28</w:t>
       <w:br/>
       <w:br/>
     </w:r>

--- a/tillsyn/A 41944-2025 tillsynsbegäran.docx
+++ b/tillsyn/A 41944-2025 tillsynsbegäran.docx
@@ -413,7 +413,7 @@
     <w:r>
       <w:tab/>
       <w:tab/>
-      <w:t>2026-07-28</w:t>
+      <w:t>2026-07-29</w:t>
       <w:br/>
       <w:br/>
     </w:r>

--- a/tillsyn/A 41944-2025 tillsynsbegäran.docx
+++ b/tillsyn/A 41944-2025 tillsynsbegäran.docx
@@ -413,7 +413,7 @@
     <w:r>
       <w:tab/>
       <w:tab/>
-      <w:t>2026-07-29</w:t>
+      <w:t>2026-07-30</w:t>
       <w:br/>
       <w:br/>
     </w:r>

--- a/tillsyn/A 41944-2025 tillsynsbegäran.docx
+++ b/tillsyn/A 41944-2025 tillsynsbegäran.docx
@@ -413,7 +413,7 @@
     <w:r>
       <w:tab/>
       <w:tab/>
-      <w:t>2026-07-30</w:t>
+      <w:t>2026-07-31</w:t>
       <w:br/>
       <w:br/>
     </w:r>

--- a/tillsyn/A 41944-2025 tillsynsbegäran.docx
+++ b/tillsyn/A 41944-2025 tillsynsbegäran.docx
@@ -413,7 +413,7 @@
     <w:r>
       <w:tab/>
       <w:tab/>
-      <w:t>2026-07-31</w:t>
+      <w:t>2026-08-01</w:t>
       <w:br/>
       <w:br/>
     </w:r>

--- a/tillsyn/A 41944-2025 tillsynsbegäran.docx
+++ b/tillsyn/A 41944-2025 tillsynsbegäran.docx
@@ -413,7 +413,7 @@
     <w:r>
       <w:tab/>
       <w:tab/>
-      <w:t>2026-08-01</w:t>
+      <w:t>2026-08-02</w:t>
       <w:br/>
       <w:br/>
     </w:r>

--- a/tillsyn/A 41944-2025 tillsynsbegäran.docx
+++ b/tillsyn/A 41944-2025 tillsynsbegäran.docx
@@ -413,7 +413,7 @@
     <w:r>
       <w:tab/>
       <w:tab/>
-      <w:t>2026-08-02</w:t>
+      <w:t>2026-08-03</w:t>
       <w:br/>
       <w:br/>
     </w:r>

--- a/tillsyn/A 41944-2025 tillsynsbegäran.docx
+++ b/tillsyn/A 41944-2025 tillsynsbegäran.docx
@@ -413,7 +413,7 @@
     <w:r>
       <w:tab/>
       <w:tab/>
-      <w:t>2026-08-03</w:t>
+      <w:t>2026-08-05</w:t>
       <w:br/>
       <w:br/>
     </w:r>

--- a/tillsyn/A 41944-2025 tillsynsbegäran.docx
+++ b/tillsyn/A 41944-2025 tillsynsbegäran.docx
@@ -413,7 +413,7 @@
     <w:r>
       <w:tab/>
       <w:tab/>
-      <w:t>2026-08-05</w:t>
+      <w:t>2026-08-07</w:t>
       <w:br/>
       <w:br/>
     </w:r>

--- a/tillsyn/A 41944-2025 tillsynsbegäran.docx
+++ b/tillsyn/A 41944-2025 tillsynsbegäran.docx
@@ -413,7 +413,7 @@
     <w:r>
       <w:tab/>
       <w:tab/>
-      <w:t>2026-08-07</w:t>
+      <w:t>2026-08-08</w:t>
       <w:br/>
       <w:br/>
     </w:r>

--- a/tillsyn/A 41944-2025 tillsynsbegäran.docx
+++ b/tillsyn/A 41944-2025 tillsynsbegäran.docx
@@ -60,7 +60,7 @@
         <w:spacing w:after="240"/>
       </w:pPr>
       <w:r>
-        <w:t>Figur 1. Fyndplatser för naturvårdsarter inom 22 meter från avverkningsanmälan. Markörer utan svart kant är placerade på fyndplatsen. Markörer med svart kant är placerade vid sidan av fyndplatsen har ett svart streck som visar fyndplatsens exakta position. Kartans mittpunktskoordinat är N 6898451, E 632641 i SWEREF 99 TM.</w:t>
+        <w:t>Figur 1. Fyndplatser för naturvårdsarter inom 22 meter från avverkningsanmälan. Markörer utan svart kant är placerade på fyndplatsen. Markörer med svart kant är placerade vid sidan av fyndplatsen och har ett svart streck som visar fyndplatsens exakta position. Kartans mittpunktskoordinat är N 6898451, E 632641 i SWEREF 99 TM.</w:t>
       </w:r>
     </w:p>
     <w:p>
@@ -413,7 +413,7 @@
     <w:r>
       <w:tab/>
       <w:tab/>
-      <w:t>2026-08-14</w:t>
+      <w:t>2026-08-15</w:t>
       <w:br/>
       <w:br/>
     </w:r>

--- a/tillsyn/A 41944-2025 tillsynsbegäran.docx
+++ b/tillsyn/A 41944-2025 tillsynsbegäran.docx
@@ -413,7 +413,7 @@
     <w:r>
       <w:tab/>
       <w:tab/>
-      <w:t>2026-08-15</w:t>
+      <w:t>2026-08-16</w:t>
       <w:br/>
       <w:br/>
     </w:r>

--- a/tillsyn/A 41944-2025 tillsynsbegäran.docx
+++ b/tillsyn/A 41944-2025 tillsynsbegäran.docx
@@ -413,7 +413,7 @@
     <w:r>
       <w:tab/>
       <w:tab/>
-      <w:t>2026-08-16</w:t>
+      <w:t>2026-08-17</w:t>
       <w:br/>
       <w:br/>
     </w:r>

--- a/tillsyn/A 41944-2025 tillsynsbegäran.docx
+++ b/tillsyn/A 41944-2025 tillsynsbegäran.docx
@@ -413,7 +413,7 @@
     <w:r>
       <w:tab/>
       <w:tab/>
-      <w:t>2026-08-17</w:t>
+      <w:t>2026-08-18</w:t>
       <w:br/>
       <w:br/>
     </w:r>

--- a/tillsyn/A 41944-2025 tillsynsbegäran.docx
+++ b/tillsyn/A 41944-2025 tillsynsbegäran.docx
@@ -413,7 +413,7 @@
     <w:r>
       <w:tab/>
       <w:tab/>
-      <w:t>2026-08-18</w:t>
+      <w:t>2026-08-19</w:t>
       <w:br/>
       <w:br/>
     </w:r>

--- a/tillsyn/A 41944-2025 tillsynsbegäran.docx
+++ b/tillsyn/A 41944-2025 tillsynsbegäran.docx
@@ -413,7 +413,7 @@
     <w:r>
       <w:tab/>
       <w:tab/>
-      <w:t>2026-08-19</w:t>
+      <w:t>2026-08-20</w:t>
       <w:br/>
       <w:br/>
     </w:r>

--- a/tillsyn/A 41944-2025 tillsynsbegäran.docx
+++ b/tillsyn/A 41944-2025 tillsynsbegäran.docx
@@ -413,7 +413,7 @@
     <w:r>
       <w:tab/>
       <w:tab/>
-      <w:t>2026-08-20</w:t>
+      <w:t>2026-08-21</w:t>
       <w:br/>
       <w:br/>
     </w:r>

--- a/tillsyn/A 41944-2025 tillsynsbegäran.docx
+++ b/tillsyn/A 41944-2025 tillsynsbegäran.docx
@@ -413,7 +413,7 @@
     <w:r>
       <w:tab/>
       <w:tab/>
-      <w:t>2026-08-21</w:t>
+      <w:t>2026-08-22</w:t>
       <w:br/>
       <w:br/>
     </w:r>

--- a/tillsyn/A 41944-2025 tillsynsbegäran.docx
+++ b/tillsyn/A 41944-2025 tillsynsbegäran.docx
@@ -413,7 +413,7 @@
     <w:r>
       <w:tab/>
       <w:tab/>
-      <w:t>2026-08-22</w:t>
+      <w:t>2026-08-23</w:t>
       <w:br/>
       <w:br/>
     </w:r>

--- a/tillsyn/A 41944-2025 tillsynsbegäran.docx
+++ b/tillsyn/A 41944-2025 tillsynsbegäran.docx
@@ -413,7 +413,7 @@
     <w:r>
       <w:tab/>
       <w:tab/>
-      <w:t>2026-08-23</w:t>
+      <w:t>2026-08-24</w:t>
       <w:br/>
       <w:br/>
     </w:r>

--- a/tillsyn/A 41944-2025 tillsynsbegäran.docx
+++ b/tillsyn/A 41944-2025 tillsynsbegäran.docx
@@ -413,7 +413,7 @@
     <w:r>
       <w:tab/>
       <w:tab/>
-      <w:t>2026-08-24</w:t>
+      <w:t>2026-08-25</w:t>
       <w:br/>
       <w:br/>
     </w:r>

--- a/tillsyn/A 41944-2025 tillsynsbegäran.docx
+++ b/tillsyn/A 41944-2025 tillsynsbegäran.docx
@@ -413,7 +413,7 @@
     <w:r>
       <w:tab/>
       <w:tab/>
-      <w:t>2026-08-25</w:t>
+      <w:t>2026-08-26</w:t>
       <w:br/>
       <w:br/>
     </w:r>

--- a/tillsyn/A 41944-2025 tillsynsbegäran.docx
+++ b/tillsyn/A 41944-2025 tillsynsbegäran.docx
@@ -413,7 +413,7 @@
     <w:r>
       <w:tab/>
       <w:tab/>
-      <w:t>2026-08-26</w:t>
+      <w:t>2026-08-27</w:t>
       <w:br/>
       <w:br/>
     </w:r>

--- a/tillsyn/A 41944-2025 tillsynsbegäran.docx
+++ b/tillsyn/A 41944-2025 tillsynsbegäran.docx
@@ -413,7 +413,7 @@
     <w:r>
       <w:tab/>
       <w:tab/>
-      <w:t>2026-08-27</w:t>
+      <w:t>2026-08-28</w:t>
       <w:br/>
       <w:br/>
     </w:r>

--- a/tillsyn/A 41944-2025 tillsynsbegäran.docx
+++ b/tillsyn/A 41944-2025 tillsynsbegäran.docx
@@ -413,7 +413,7 @@
     <w:r>
       <w:tab/>
       <w:tab/>
-      <w:t>2026-08-28</w:t>
+      <w:t>2026-08-29</w:t>
       <w:br/>
       <w:br/>
     </w:r>

--- a/tillsyn/A 41944-2025 tillsynsbegäran.docx
+++ b/tillsyn/A 41944-2025 tillsynsbegäran.docx
@@ -413,7 +413,7 @@
     <w:r>
       <w:tab/>
       <w:tab/>
-      <w:t>2026-08-29</w:t>
+      <w:t>2026-08-31</w:t>
       <w:br/>
       <w:br/>
     </w:r>

--- a/tillsyn/A 41944-2025 tillsynsbegäran.docx
+++ b/tillsyn/A 41944-2025 tillsynsbegäran.docx
@@ -413,7 +413,7 @@
     <w:r>
       <w:tab/>
       <w:tab/>
-      <w:t>2026-08-31</w:t>
+      <w:t>2026-09-01</w:t>
       <w:br/>
       <w:br/>
     </w:r>

--- a/tillsyn/A 41944-2025 tillsynsbegäran.docx
+++ b/tillsyn/A 41944-2025 tillsynsbegäran.docx
@@ -413,7 +413,7 @@
     <w:r>
       <w:tab/>
       <w:tab/>
-      <w:t>2026-09-01</w:t>
+      <w:t>2026-09-02</w:t>
       <w:br/>
       <w:br/>
     </w:r>

--- a/tillsyn/A 41944-2025 tillsynsbegäran.docx
+++ b/tillsyn/A 41944-2025 tillsynsbegäran.docx
@@ -413,7 +413,7 @@
     <w:r>
       <w:tab/>
       <w:tab/>
-      <w:t>2026-09-02</w:t>
+      <w:t>2026-09-03</w:t>
       <w:br/>
       <w:br/>
     </w:r>

--- a/tillsyn/A 41944-2025 tillsynsbegäran.docx
+++ b/tillsyn/A 41944-2025 tillsynsbegäran.docx
@@ -413,7 +413,7 @@
     <w:r>
       <w:tab/>
       <w:tab/>
-      <w:t>2026-09-03</w:t>
+      <w:t>2026-09-04</w:t>
       <w:br/>
       <w:br/>
     </w:r>

--- a/tillsyn/A 41944-2025 tillsynsbegäran.docx
+++ b/tillsyn/A 41944-2025 tillsynsbegäran.docx
@@ -413,7 +413,7 @@
     <w:r>
       <w:tab/>
       <w:tab/>
-      <w:t>2026-09-04</w:t>
+      <w:t>2026-09-05</w:t>
       <w:br/>
       <w:br/>
     </w:r>

--- a/tillsyn/A 41944-2025 tillsynsbegäran.docx
+++ b/tillsyn/A 41944-2025 tillsynsbegäran.docx
@@ -413,7 +413,7 @@
     <w:r>
       <w:tab/>
       <w:tab/>
-      <w:t>2026-09-05</w:t>
+      <w:t>2026-09-06</w:t>
       <w:br/>
       <w:br/>
     </w:r>

--- a/tillsyn/A 41944-2025 tillsynsbegäran.docx
+++ b/tillsyn/A 41944-2025 tillsynsbegäran.docx
@@ -413,7 +413,7 @@
     <w:r>
       <w:tab/>
       <w:tab/>
-      <w:t>2026-09-06</w:t>
+      <w:t>2026-09-07</w:t>
       <w:br/>
       <w:br/>
     </w:r>

--- a/tillsyn/A 41944-2025 tillsynsbegäran.docx
+++ b/tillsyn/A 41944-2025 tillsynsbegäran.docx
@@ -413,7 +413,7 @@
     <w:r>
       <w:tab/>
       <w:tab/>
-      <w:t>2026-09-07</w:t>
+      <w:t>2026-09-08</w:t>
       <w:br/>
       <w:br/>
     </w:r>

--- a/tillsyn/A 41944-2025 tillsynsbegäran.docx
+++ b/tillsyn/A 41944-2025 tillsynsbegäran.docx
@@ -413,7 +413,7 @@
     <w:r>
       <w:tab/>
       <w:tab/>
-      <w:t>2026-09-08</w:t>
+      <w:t>2026-09-09</w:t>
       <w:br/>
       <w:br/>
     </w:r>

--- a/tillsyn/A 41944-2025 tillsynsbegäran.docx
+++ b/tillsyn/A 41944-2025 tillsynsbegäran.docx
@@ -413,7 +413,7 @@
     <w:r>
       <w:tab/>
       <w:tab/>
-      <w:t>2026-09-09</w:t>
+      <w:t>2026-09-10</w:t>
       <w:br/>
       <w:br/>
     </w:r>

--- a/tillsyn/A 41944-2025 tillsynsbegäran.docx
+++ b/tillsyn/A 41944-2025 tillsynsbegäran.docx
@@ -413,7 +413,7 @@
     <w:r>
       <w:tab/>
       <w:tab/>
-      <w:t>2026-09-10</w:t>
+      <w:t>2026-09-11</w:t>
       <w:br/>
       <w:br/>
     </w:r>

--- a/tillsyn/A 41944-2025 tillsynsbegäran.docx
+++ b/tillsyn/A 41944-2025 tillsynsbegäran.docx
@@ -413,7 +413,7 @@
     <w:r>
       <w:tab/>
       <w:tab/>
-      <w:t>2026-09-11</w:t>
+      <w:t>2026-09-12</w:t>
       <w:br/>
       <w:br/>
     </w:r>
